--- a/policies/build/rewrite_reference/HCO_IPC_3_v2_REWRITE_DRAFT.docx
+++ b/policies/build/rewrite_reference/HCO_IPC_3_v2_REWRITE_DRAFT.docx
@@ -1860,14 +1860,6 @@
     </w:p>
     <w:p>
       <w:pPr>
-        <w:pStyle w:val="ListNumber"/>
-      </w:pPr>
-      <w:r>
-        <w:t>Internal documents of «Hospital Name»: IPC Manual — standard precautions, hand hygiene, transmission precautions, safe injection sections; antimicrobial usage policy; site-specific antibiogram; stewardship forum minutes.</w:t>
-      </w:r>
-    </w:p>
-    <w:p>
-      <w:pPr>
         <w:pStyle w:val="Heading1"/>
       </w:pPr>
       <w:r>
